--- a/BITACORA/DIA-9/DIA-9.docx
+++ b/BITACORA/DIA-9/DIA-9.docx
@@ -39,13 +39,12 @@
           <w:bCs w:val="1"/>
           <w:rtl w:val="0"/>
         </w:rPr>
-        <w:t xml:space="preserve">Fecha:</w:t>
-      </w:r>
-      <w:r>
-        <w:rPr>
-          <w:rtl w:val="0"/>
-        </w:rPr>
-        <w:t xml:space="preserve"> 23 de septiembre de 2026</w:t>
+        <w:t>Fecha: 21 de septiembre de 2026</w:t>
+      </w:r>
+      <w:r>
+        <w:rPr>
+          <w:rtl w:val="0"/>
+        </w:rPr>
       </w:r>
     </w:p>
     <w:p>
